--- a/NIST-800-53/CSW-NIST-800-53-Technical-Runbook.docx
+++ b/NIST-800-53/CSW-NIST-800-53-Technical-Runbook.docx
@@ -28,7 +28,7 @@
         </w:p>
       </w:sdtContent>
     </w:sdt>
-    <w:bookmarkStart w:id="38" w:name="X948b4982d14e1ca67913c3c4545ff7893567352"/>
+    <w:bookmarkStart w:id="46" w:name="X948b4982d14e1ca67913c3c4545ff7893567352"/>
     <w:p>
       <w:pPr>
         <w:pStyle w:val="Heading1"/>
@@ -386,13 +386,25 @@
         <w:t xml:space="preserve"> </w:t>
       </w:r>
       <w:r>
-        <w:t xml:space="preserve">addresses most directly; section 3 maps coverage by impact level; go</w:t>
-      </w:r>
-      <w:r>
-        <w:t xml:space="preserve"> </w:t>
-      </w:r>
-      <w:r>
-        <w:t xml:space="preserve">to section 4 if you're building the evidence package now.</w:t>
+        <w:t xml:space="preserve">addresses most directly; sections 3–4 build the scope tree and the</w:t>
+      </w:r>
+      <w:r>
+        <w:t xml:space="preserve"> </w:t>
+      </w:r>
+      <w:r>
+        <w:t xml:space="preserve">AC-4 / SC-7 policy set that the control mapping depends on; section 5</w:t>
+      </w:r>
+      <w:r>
+        <w:t xml:space="preserve"> </w:t>
+      </w:r>
+      <w:r>
+        <w:t xml:space="preserve">maps coverage by impact level; go to section 6 if you're building the</w:t>
+      </w:r>
+      <w:r>
+        <w:t xml:space="preserve"> </w:t>
+      </w:r>
+      <w:r>
+        <w:t xml:space="preserve">evidence package now.</w:t>
       </w:r>
     </w:p>
     <w:p>
@@ -3483,13 +3495,353 @@
     </w:p>
     <w:bookmarkEnd w:id="28"/>
     <w:bookmarkEnd w:id="29"/>
-    <w:bookmarkStart w:id="30" w:name="X8405e5d8dbdfd0a5c3ded4b518f1501d400aa64"/>
+    <w:bookmarkStart w:id="33" w:name="X7a26901f8ec6985131e0146d6897a82f9245beb"/>
     <w:p>
       <w:pPr>
         <w:pStyle w:val="Heading2"/>
       </w:pPr>
       <w:r>
-        <w:t xml:space="preserve">3. NIST Impact Level Guidance</w:t>
+        <w:t xml:space="preserve">3. Scope Architecture and Labeling</w:t>
+      </w:r>
+    </w:p>
+    <w:p>
+      <w:pPr>
+        <w:pStyle w:val="FirstParagraph"/>
+      </w:pPr>
+      <w:r>
+        <w:t xml:space="preserve">The control families in section 2 are only auditable against a named</w:t>
+      </w:r>
+      <w:r>
+        <w:t xml:space="preserve"> </w:t>
+      </w:r>
+      <w:r>
+        <w:t xml:space="preserve">boundary. In an 800-53 engagement that boundary already exists on paper —</w:t>
+      </w:r>
+      <w:r>
+        <w:t xml:space="preserve"> </w:t>
+      </w:r>
+      <w:r>
+        <w:t xml:space="preserve">it is the authorization boundary in the SSP — so the job here is to make</w:t>
+      </w:r>
+      <w:r>
+        <w:t xml:space="preserve"> </w:t>
+      </w:r>
+      <w:r>
+        <w:t xml:space="preserve">the CSW scope tree a mirror of the SSP rather than a second, competing</w:t>
+      </w:r>
+      <w:r>
+        <w:t xml:space="preserve"> </w:t>
+      </w:r>
+      <w:r>
+        <w:t xml:space="preserve">inventory. When the two diverge, the assessor treats the CSW export as</w:t>
+      </w:r>
+      <w:r>
+        <w:t xml:space="preserve"> </w:t>
+      </w:r>
+      <w:r>
+        <w:t xml:space="preserve">unreliable, which is a harder finding to close than a missing control.</w:t>
+      </w:r>
+    </w:p>
+    <w:bookmarkStart w:id="30" w:name="Xb2afcc5ec79c92c44c122e5348dde8c691af348"/>
+    <w:p>
+      <w:pPr>
+        <w:pStyle w:val="Heading3"/>
+      </w:pPr>
+      <w:r>
+        <w:t xml:space="preserve">3.1 Suggested Scope Architecture</w:t>
+      </w:r>
+    </w:p>
+    <w:p>
+      <w:pPr>
+        <w:pStyle w:val="SourceCode"/>
+      </w:pPr>
+      <w:r>
+        <w:rPr>
+          <w:rStyle w:val="VerbatimChar"/>
+        </w:rPr>
+        <w:t xml:space="preserve">Root Scope</w:t>
+      </w:r>
+      <w:r>
+        <w:br/>
+      </w:r>
+      <w:r>
+        <w:rPr>
+          <w:rStyle w:val="VerbatimChar"/>
+        </w:rPr>
+        <w:t xml:space="preserve">└── Authorization-Boundary                (mirrors the SSP system boundary)</w:t>
+      </w:r>
+      <w:r>
+        <w:br/>
+      </w:r>
+      <w:r>
+        <w:rPr>
+          <w:rStyle w:val="VerbatimChar"/>
+        </w:rPr>
+        <w:t xml:space="preserve">    ├── High-Impact-Systems               (FIPS 199 high)</w:t>
+      </w:r>
+      <w:r>
+        <w:br/>
+      </w:r>
+      <w:r>
+        <w:rPr>
+          <w:rStyle w:val="VerbatimChar"/>
+        </w:rPr>
+        <w:t xml:space="preserve">    │   ├── Mission-Applications</w:t>
+      </w:r>
+      <w:r>
+        <w:br/>
+      </w:r>
+      <w:r>
+        <w:rPr>
+          <w:rStyle w:val="VerbatimChar"/>
+        </w:rPr>
+        <w:t xml:space="preserve">    │   └── System-of-Record-Data-Stores</w:t>
+      </w:r>
+      <w:r>
+        <w:br/>
+      </w:r>
+      <w:r>
+        <w:rPr>
+          <w:rStyle w:val="VerbatimChar"/>
+        </w:rPr>
+        <w:t xml:space="preserve">    ├── Moderate-Impact-Systems</w:t>
+      </w:r>
+      <w:r>
+        <w:br/>
+      </w:r>
+      <w:r>
+        <w:rPr>
+          <w:rStyle w:val="VerbatimChar"/>
+        </w:rPr>
+        <w:t xml:space="preserve">    ├── Shared-Services                   (common / inherited controls)</w:t>
+      </w:r>
+      <w:r>
+        <w:br/>
+      </w:r>
+      <w:r>
+        <w:rPr>
+          <w:rStyle w:val="VerbatimChar"/>
+        </w:rPr>
+        <w:t xml:space="preserve">    │   ├── Identity-Services</w:t>
+      </w:r>
+      <w:r>
+        <w:br/>
+      </w:r>
+      <w:r>
+        <w:rPr>
+          <w:rStyle w:val="VerbatimChar"/>
+        </w:rPr>
+        <w:t xml:space="preserve">    │   ├── Logging-and-Monitoring</w:t>
+      </w:r>
+      <w:r>
+        <w:br/>
+      </w:r>
+      <w:r>
+        <w:rPr>
+          <w:rStyle w:val="VerbatimChar"/>
+        </w:rPr>
+        <w:t xml:space="preserve">    │   └── Patch-and-Config-Mgmt</w:t>
+      </w:r>
+      <w:r>
+        <w:br/>
+      </w:r>
+      <w:r>
+        <w:rPr>
+          <w:rStyle w:val="VerbatimChar"/>
+        </w:rPr>
+        <w:t xml:space="preserve">    ├── Privileged-Access-Paths           (AC-17 remote administration)</w:t>
+      </w:r>
+      <w:r>
+        <w:br/>
+      </w:r>
+      <w:r>
+        <w:rPr>
+          <w:rStyle w:val="VerbatimChar"/>
+        </w:rPr>
+        <w:t xml:space="preserve">    └── External-Systems                  (AC-20 — outside the boundary)</w:t>
+      </w:r>
+    </w:p>
+    <w:p>
+      <w:pPr>
+        <w:pStyle w:val="FirstParagraph"/>
+      </w:pPr>
+      <w:r>
+        <w:rPr>
+          <w:rStyle w:val="VerbatimChar"/>
+        </w:rPr>
+        <w:t xml:space="preserve">External-Systems</w:t>
+      </w:r>
+      <w:r>
+        <w:t xml:space="preserve"> </w:t>
+      </w:r>
+      <w:r>
+        <w:t xml:space="preserve">is deliberately inside the tree even though it sits</w:t>
+      </w:r>
+      <w:r>
+        <w:t xml:space="preserve"> </w:t>
+      </w:r>
+      <w:r>
+        <w:t xml:space="preserve">outside the authorization boundary. AC-20 requires you to evidence the</w:t>
+      </w:r>
+      <w:r>
+        <w:t xml:space="preserve"> </w:t>
+      </w:r>
+      <w:r>
+        <w:t xml:space="preserve">terms of external system use, and you cannot show a flow to a system the</w:t>
+      </w:r>
+      <w:r>
+        <w:t xml:space="preserve"> </w:t>
+      </w:r>
+      <w:r>
+        <w:t xml:space="preserve">scope tree refuses to name.</w:t>
+      </w:r>
+    </w:p>
+    <w:bookmarkEnd w:id="30"/>
+    <w:bookmarkStart w:id="31" w:name="X49d050854993157a494233807e24da6beca7d50"/>
+    <w:p>
+      <w:pPr>
+        <w:pStyle w:val="Heading3"/>
+      </w:pPr>
+      <w:r>
+        <w:t xml:space="preserve">3.2 Inventory Filters</w:t>
+      </w:r>
+    </w:p>
+    <w:p>
+      <w:pPr>
+        <w:pStyle w:val="SourceCode"/>
+      </w:pPr>
+      <w:r>
+        <w:rPr>
+          <w:rStyle w:val="VerbatimChar"/>
+        </w:rPr>
+        <w:t xml:space="preserve">Filter: High-Impact-Systems</w:t>
+      </w:r>
+      <w:r>
+        <w:br/>
+      </w:r>
+      <w:r>
+        <w:rPr>
+          <w:rStyle w:val="VerbatimChar"/>
+        </w:rPr>
+        <w:t xml:space="preserve">  - Tag: fips199_impact = high</w:t>
+      </w:r>
+      <w:r>
+        <w:br/>
+      </w:r>
+      <w:r>
+        <w:rPr>
+          <w:rStyle w:val="VerbatimChar"/>
+        </w:rPr>
+        <w:t xml:space="preserve">  - Tag: system_id matches the SSP system identifier</w:t>
+      </w:r>
+      <w:r>
+        <w:br/>
+      </w:r>
+      <w:r>
+        <w:rPr>
+          <w:rStyle w:val="VerbatimChar"/>
+        </w:rPr>
+        <w:t xml:space="preserve">  - Hostname / application pattern matches the SSP component inventory</w:t>
+      </w:r>
+      <w:r>
+        <w:br/>
+      </w:r>
+      <w:r>
+        <w:br/>
+      </w:r>
+      <w:r>
+        <w:rPr>
+          <w:rStyle w:val="VerbatimChar"/>
+        </w:rPr>
+        <w:t xml:space="preserve">Filter: System-of-Record-Data-Stores</w:t>
+      </w:r>
+      <w:r>
+        <w:br/>
+      </w:r>
+      <w:r>
+        <w:rPr>
+          <w:rStyle w:val="VerbatimChar"/>
+        </w:rPr>
+        <w:t xml:space="preserve">  - Tag: data_type = pii | phi | federal-record</w:t>
+      </w:r>
+      <w:r>
+        <w:br/>
+      </w:r>
+      <w:r>
+        <w:rPr>
+          <w:rStyle w:val="VerbatimChar"/>
+        </w:rPr>
+        <w:t xml:space="preserve">  - Listening port: 1433, 1521, 3306, 5432, 27017</w:t>
+      </w:r>
+      <w:r>
+        <w:br/>
+      </w:r>
+      <w:r>
+        <w:br/>
+      </w:r>
+      <w:r>
+        <w:rPr>
+          <w:rStyle w:val="VerbatimChar"/>
+        </w:rPr>
+        <w:t xml:space="preserve">Filter: Privileged-Access-Paths</w:t>
+      </w:r>
+      <w:r>
+        <w:br/>
+      </w:r>
+      <w:r>
+        <w:rPr>
+          <w:rStyle w:val="VerbatimChar"/>
+        </w:rPr>
+        <w:t xml:space="preserve">  - Listening port: 22, 3389, 5985, 5986</w:t>
+      </w:r>
+      <w:r>
+        <w:br/>
+      </w:r>
+      <w:r>
+        <w:rPr>
+          <w:rStyle w:val="VerbatimChar"/>
+        </w:rPr>
+        <w:t xml:space="preserve">  - Tag: application = bastion | jump-host</w:t>
+      </w:r>
+      <w:r>
+        <w:br/>
+      </w:r>
+      <w:r>
+        <w:br/>
+      </w:r>
+      <w:r>
+        <w:rPr>
+          <w:rStyle w:val="VerbatimChar"/>
+        </w:rPr>
+        <w:t xml:space="preserve">Filter: External-Systems</w:t>
+      </w:r>
+      <w:r>
+        <w:br/>
+      </w:r>
+      <w:r>
+        <w:rPr>
+          <w:rStyle w:val="VerbatimChar"/>
+        </w:rPr>
+        <w:t xml:space="preserve">  - Destination outside the documented boundary allow-lists</w:t>
+      </w:r>
+      <w:r>
+        <w:br/>
+      </w:r>
+      <w:r>
+        <w:rPr>
+          <w:rStyle w:val="VerbatimChar"/>
+        </w:rPr>
+        <w:t xml:space="preserve">  - Tag: managed_by = external | contractor</w:t>
+      </w:r>
+    </w:p>
+    <w:bookmarkEnd w:id="31"/>
+    <w:bookmarkStart w:id="32" w:name="X7f182565d226d136c9b8bbdffe85c48c1ab67f5"/>
+    <w:p>
+      <w:pPr>
+        <w:pStyle w:val="Heading3"/>
+      </w:pPr>
+      <w:r>
+        <w:t xml:space="preserve">3.3 Labeling Strategy</w:t>
       </w:r>
     </w:p>
     <w:tbl>
@@ -3499,8 +3851,9 @@
         <w:tblLook w:firstRow="1" w:lastRow="0" w:firstColumn="0" w:lastColumn="0" w:noHBand="0" w:noVBand="0" w:val="0020"/>
       </w:tblPr>
       <w:tblGrid>
-        <w:gridCol w:w="3960"/>
-        <w:gridCol w:w="3960"/>
+        <w:gridCol w:w="2640"/>
+        <w:gridCol w:w="2640"/>
+        <w:gridCol w:w="2640"/>
       </w:tblGrid>
       <w:tr>
         <w:trPr>
@@ -3513,95 +3866,379 @@
               <w:pStyle w:val="Compact"/>
             </w:pPr>
             <w:r>
-              <w:t xml:space="preserve">Impact Level</w:t>
-            </w:r>
-          </w:p>
-        </w:tc>
-        <w:tc>
-          <w:tcPr/>
-          <w:p>
-            <w:pPr>
-              <w:pStyle w:val="Compact"/>
-            </w:pPr>
-            <w:r>
-              <w:t xml:space="preserve">CSW Configuration</w:t>
-            </w:r>
-          </w:p>
-        </w:tc>
-      </w:tr>
-      <w:tr>
-        <w:tc>
-          <w:tcPr/>
-          <w:p>
-            <w:pPr>
-              <w:pStyle w:val="Compact"/>
-            </w:pPr>
-            <w:r>
-              <w:t xml:space="preserve">Low</w:t>
-            </w:r>
-          </w:p>
-        </w:tc>
-        <w:tc>
-          <w:tcPr/>
-          <w:p>
-            <w:pPr>
-              <w:pStyle w:val="Compact"/>
-            </w:pPr>
-            <w:r>
-              <w:t xml:space="preserve">ADM + monitoring only; simulation policies</w:t>
-            </w:r>
-          </w:p>
-        </w:tc>
-      </w:tr>
-      <w:tr>
-        <w:tc>
-          <w:tcPr/>
-          <w:p>
-            <w:pPr>
-              <w:pStyle w:val="Compact"/>
-            </w:pPr>
-            <w:r>
-              <w:t xml:space="preserve">Moderate</w:t>
-            </w:r>
-          </w:p>
-        </w:tc>
-        <w:tc>
-          <w:tcPr/>
-          <w:p>
-            <w:pPr>
-              <w:pStyle w:val="Compact"/>
-            </w:pPr>
-            <w:r>
-              <w:t xml:space="preserve">ADM + enforcement on sensitive scopes; full alerting</w:t>
-            </w:r>
-          </w:p>
-        </w:tc>
-      </w:tr>
-      <w:tr>
-        <w:tc>
-          <w:tcPr/>
-          <w:p>
-            <w:pPr>
-              <w:pStyle w:val="Compact"/>
-            </w:pPr>
-            <w:r>
-              <w:t xml:space="preserve">High</w:t>
-            </w:r>
-          </w:p>
-        </w:tc>
-        <w:tc>
-          <w:tcPr/>
-          <w:p>
-            <w:pPr>
-              <w:pStyle w:val="Compact"/>
-            </w:pPr>
-            <w:r>
-              <w:t xml:space="preserve">ADM + full enforcement; process-level monitoring; 3-year telemetry retention</w:t>
+              <w:t xml:space="preserve">Label key</w:t>
+            </w:r>
+          </w:p>
+        </w:tc>
+        <w:tc>
+          <w:tcPr/>
+          <w:p>
+            <w:pPr>
+              <w:pStyle w:val="Compact"/>
+            </w:pPr>
+            <w:r>
+              <w:t xml:space="preserve">Example values</w:t>
+            </w:r>
+          </w:p>
+        </w:tc>
+        <w:tc>
+          <w:tcPr/>
+          <w:p>
+            <w:pPr>
+              <w:pStyle w:val="Compact"/>
+            </w:pPr>
+            <w:r>
+              <w:t xml:space="preserve">Why it matters for 800-53</w:t>
+            </w:r>
+          </w:p>
+        </w:tc>
+      </w:tr>
+      <w:tr>
+        <w:tc>
+          <w:tcPr/>
+          <w:p>
+            <w:pPr>
+              <w:pStyle w:val="Compact"/>
+            </w:pPr>
+            <w:r>
+              <w:rPr>
+                <w:rStyle w:val="VerbatimChar"/>
+              </w:rPr>
+              <w:t xml:space="preserve">system_id</w:t>
+            </w:r>
+          </w:p>
+        </w:tc>
+        <w:tc>
+          <w:tcPr/>
+          <w:p>
+            <w:pPr>
+              <w:pStyle w:val="Compact"/>
+            </w:pPr>
+          </w:p>
+        </w:tc>
+        <w:tc>
+          <w:tcPr/>
+          <w:p>
+            <w:pPr>
+              <w:pStyle w:val="Compact"/>
+            </w:pPr>
+            <w:r>
+              <w:t xml:space="preserve">Reconciles the CSW inventory to the SSP component table — the CM-8 pivot</w:t>
+            </w:r>
+          </w:p>
+        </w:tc>
+      </w:tr>
+      <w:tr>
+        <w:tc>
+          <w:tcPr/>
+          <w:p>
+            <w:pPr>
+              <w:pStyle w:val="Compact"/>
+            </w:pPr>
+            <w:r>
+              <w:rPr>
+                <w:rStyle w:val="VerbatimChar"/>
+              </w:rPr>
+              <w:t xml:space="preserve">fips199_impact</w:t>
+            </w:r>
+          </w:p>
+        </w:tc>
+        <w:tc>
+          <w:tcPr/>
+          <w:p>
+            <w:pPr>
+              <w:pStyle w:val="Compact"/>
+            </w:pPr>
+            <w:r>
+              <w:t xml:space="preserve">high, moderate, low</w:t>
+            </w:r>
+          </w:p>
+        </w:tc>
+        <w:tc>
+          <w:tcPr/>
+          <w:p>
+            <w:pPr>
+              <w:pStyle w:val="Compact"/>
+            </w:pPr>
+            <w:r>
+              <w:t xml:space="preserve">Sets enforcement stringency per section 5 and drives control selection</w:t>
+            </w:r>
+          </w:p>
+        </w:tc>
+      </w:tr>
+      <w:tr>
+        <w:tc>
+          <w:tcPr/>
+          <w:p>
+            <w:pPr>
+              <w:pStyle w:val="Compact"/>
+            </w:pPr>
+            <w:r>
+              <w:rPr>
+                <w:rStyle w:val="VerbatimChar"/>
+              </w:rPr>
+              <w:t xml:space="preserve">control_inheritance</w:t>
+            </w:r>
+          </w:p>
+        </w:tc>
+        <w:tc>
+          <w:tcPr/>
+          <w:p>
+            <w:pPr>
+              <w:pStyle w:val="Compact"/>
+            </w:pPr>
+            <w:r>
+              <w:t xml:space="preserve">common, hybrid, system-specific</w:t>
+            </w:r>
+          </w:p>
+        </w:tc>
+        <w:tc>
+          <w:tcPr/>
+          <w:p>
+            <w:pPr>
+              <w:pStyle w:val="Compact"/>
+            </w:pPr>
+            <w:r>
+              <w:t xml:space="preserve">Shows which controls the system inherits from Shared-Services versus implements itself</w:t>
+            </w:r>
+          </w:p>
+        </w:tc>
+      </w:tr>
+      <w:tr>
+        <w:tc>
+          <w:tcPr/>
+          <w:p>
+            <w:pPr>
+              <w:pStyle w:val="Compact"/>
+            </w:pPr>
+            <w:r>
+              <w:rPr>
+                <w:rStyle w:val="VerbatimChar"/>
+              </w:rPr>
+              <w:t xml:space="preserve">data_type</w:t>
+            </w:r>
+          </w:p>
+        </w:tc>
+        <w:tc>
+          <w:tcPr/>
+          <w:p>
+            <w:pPr>
+              <w:pStyle w:val="Compact"/>
+            </w:pPr>
+            <w:r>
+              <w:t xml:space="preserve">pii, phi, federal-record, internal, public</w:t>
+            </w:r>
+          </w:p>
+        </w:tc>
+        <w:tc>
+          <w:tcPr/>
+          <w:p>
+            <w:pPr>
+              <w:pStyle w:val="Compact"/>
+            </w:pPr>
+            <w:r>
+              <w:t xml:space="preserve">Supports SC-28 / RA-2 categorisation and plaintext-flow findings</w:t>
+            </w:r>
+          </w:p>
+        </w:tc>
+      </w:tr>
+      <w:tr>
+        <w:tc>
+          <w:tcPr/>
+          <w:p>
+            <w:pPr>
+              <w:pStyle w:val="Compact"/>
+            </w:pPr>
+            <w:r>
+              <w:rPr>
+                <w:rStyle w:val="VerbatimChar"/>
+              </w:rPr>
+              <w:t xml:space="preserve">authorization_boundary</w:t>
+            </w:r>
+          </w:p>
+        </w:tc>
+        <w:tc>
+          <w:tcPr/>
+          <w:p>
+            <w:pPr>
+              <w:pStyle w:val="Compact"/>
+            </w:pPr>
+            <w:r>
+              <w:t xml:space="preserve">in, out</w:t>
+            </w:r>
+          </w:p>
+        </w:tc>
+        <w:tc>
+          <w:tcPr/>
+          <w:p>
+            <w:pPr>
+              <w:pStyle w:val="Compact"/>
+            </w:pPr>
+            <w:r>
+              <w:t xml:space="preserve">Makes the AC-20 external-system question a filter rather than an interview</w:t>
+            </w:r>
+          </w:p>
+        </w:tc>
+      </w:tr>
+      <w:tr>
+        <w:tc>
+          <w:tcPr/>
+          <w:p>
+            <w:pPr>
+              <w:pStyle w:val="Compact"/>
+            </w:pPr>
+            <w:r>
+              <w:rPr>
+                <w:rStyle w:val="VerbatimChar"/>
+              </w:rPr>
+              <w:t xml:space="preserve">application</w:t>
+            </w:r>
+          </w:p>
+        </w:tc>
+        <w:tc>
+          <w:tcPr/>
+          <w:p>
+            <w:pPr>
+              <w:pStyle w:val="Compact"/>
+            </w:pPr>
+          </w:p>
+        </w:tc>
+        <w:tc>
+          <w:tcPr/>
+          <w:p>
+            <w:pPr>
+              <w:pStyle w:val="Compact"/>
+            </w:pPr>
+            <w:r>
+              <w:t xml:space="preserve">Connects workloads to SSP-named components</w:t>
+            </w:r>
+          </w:p>
+        </w:tc>
+      </w:tr>
+      <w:tr>
+        <w:tc>
+          <w:tcPr/>
+          <w:p>
+            <w:pPr>
+              <w:pStyle w:val="Compact"/>
+            </w:pPr>
+            <w:r>
+              <w:rPr>
+                <w:rStyle w:val="VerbatimChar"/>
+              </w:rPr>
+              <w:t xml:space="preserve">owner</w:t>
+            </w:r>
+          </w:p>
+        </w:tc>
+        <w:tc>
+          <w:tcPr/>
+          <w:p>
+            <w:pPr>
+              <w:pStyle w:val="Compact"/>
+            </w:pPr>
+          </w:p>
+        </w:tc>
+        <w:tc>
+          <w:tcPr/>
+          <w:p>
+            <w:pPr>
+              <w:pStyle w:val="Compact"/>
+            </w:pPr>
+            <w:r>
+              <w:t xml:space="preserve">Accountability (system owner / ISSO)</w:t>
+            </w:r>
+          </w:p>
+        </w:tc>
+      </w:tr>
+      <w:tr>
+        <w:tc>
+          <w:tcPr/>
+          <w:p>
+            <w:pPr>
+              <w:pStyle w:val="Compact"/>
+            </w:pPr>
+            <w:r>
+              <w:rPr>
+                <w:rStyle w:val="VerbatimChar"/>
+              </w:rPr>
+              <w:t xml:space="preserve">compliance</w:t>
+            </w:r>
+          </w:p>
+        </w:tc>
+        <w:tc>
+          <w:tcPr/>
+          <w:p>
+            <w:pPr>
+              <w:pStyle w:val="Compact"/>
+            </w:pPr>
+            <w:r>
+              <w:t xml:space="preserve">nist-800-53</w:t>
+            </w:r>
+          </w:p>
+        </w:tc>
+        <w:tc>
+          <w:tcPr/>
+          <w:p>
+            <w:pPr>
+              <w:pStyle w:val="Compact"/>
+            </w:pPr>
+            <w:r>
+              <w:t xml:space="preserve">Filters CSW evidence to the accreditation boundary</w:t>
             </w:r>
           </w:p>
         </w:tc>
       </w:tr>
     </w:tbl>
+    <w:p>
+      <w:pPr>
+        <w:pStyle w:val="BodyText"/>
+      </w:pPr>
+      <w:r>
+        <w:rPr>
+          <w:rStyle w:val="VerbatimChar"/>
+        </w:rPr>
+        <w:t xml:space="preserve">system_id</w:t>
+      </w:r>
+      <w:r>
+        <w:t xml:space="preserve"> </w:t>
+      </w:r>
+      <w:r>
+        <w:t xml:space="preserve">and</w:t>
+      </w:r>
+      <w:r>
+        <w:t xml:space="preserve"> </w:t>
+      </w:r>
+      <w:r>
+        <w:rPr>
+          <w:rStyle w:val="VerbatimChar"/>
+        </w:rPr>
+        <w:t xml:space="preserve">control_inheritance</w:t>
+      </w:r>
+      <w:r>
+        <w:t xml:space="preserve"> </w:t>
+      </w:r>
+      <w:r>
+        <w:t xml:space="preserve">are the two labels worth enforcing at</w:t>
+      </w:r>
+      <w:r>
+        <w:t xml:space="preserve"> </w:t>
+      </w:r>
+      <w:r>
+        <w:t xml:space="preserve">onboarding. Together they let you answer the question that otherwise costs</w:t>
+      </w:r>
+      <w:r>
+        <w:t xml:space="preserve"> </w:t>
+      </w:r>
+      <w:r>
+        <w:t xml:space="preserve">an assessor interview: for this workload, which controls are inherited,</w:t>
+      </w:r>
+      <w:r>
+        <w:t xml:space="preserve"> </w:t>
+      </w:r>
+      <w:r>
+        <w:t xml:space="preserve">which are hybrid, and where is the evidence for each.</w:t>
+      </w:r>
+    </w:p>
     <w:p>
       <w:r>
         <w:pict>
@@ -3609,14 +4246,246 @@
         </w:pict>
       </w:r>
     </w:p>
-    <w:bookmarkEnd w:id="30"/>
-    <w:bookmarkStart w:id="31" w:name="Xc343d06808d4c66dc3c7b547ce0328c1075d2c6"/>
+    <w:bookmarkEnd w:id="32"/>
+    <w:bookmarkEnd w:id="33"/>
+    <w:bookmarkStart w:id="36" w:name="X86c31cd238986e2c87b3d2bc88e4b96aecc3d5d"/>
     <w:p>
       <w:pPr>
         <w:pStyle w:val="Heading2"/>
       </w:pPr>
       <w:r>
-        <w:t xml:space="preserve">4. Evidence Package</w:t>
+        <w:t xml:space="preserve">4. Policy Design — AC-4 and SC-7 Enforcement</w:t>
+      </w:r>
+    </w:p>
+    <w:p>
+      <w:pPr>
+        <w:pStyle w:val="FirstParagraph"/>
+      </w:pPr>
+      <w:r>
+        <w:t xml:space="preserve">AC-4 and SC-7 are the two controls where CSW produces primary rather than</w:t>
+      </w:r>
+      <w:r>
+        <w:t xml:space="preserve"> </w:t>
+      </w:r>
+      <w:r>
+        <w:t xml:space="preserve">supporting evidence, so the policy set should be written to be read by an</w:t>
+      </w:r>
+      <w:r>
+        <w:t xml:space="preserve"> </w:t>
+      </w:r>
+      <w:r>
+        <w:t xml:space="preserve">assessor, not only by an operator. Each rule below is a sentence in the</w:t>
+      </w:r>
+      <w:r>
+        <w:t xml:space="preserve"> </w:t>
+      </w:r>
+      <w:r>
+        <w:t xml:space="preserve">SSP's information-flow narrative.</w:t>
+      </w:r>
+    </w:p>
+    <w:bookmarkStart w:id="34" w:name="X59d728ad4d5569037cc7f401d668f76d25b9570"/>
+    <w:p>
+      <w:pPr>
+        <w:pStyle w:val="Heading3"/>
+      </w:pPr>
+      <w:r>
+        <w:t xml:space="preserve">4.1 Control-Aligned Policy Framework</w:t>
+      </w:r>
+    </w:p>
+    <w:p>
+      <w:pPr>
+        <w:pStyle w:val="FirstParagraph"/>
+      </w:pPr>
+      <w:r>
+        <w:rPr>
+          <w:b/>
+          <w:bCs/>
+        </w:rPr>
+        <w:t xml:space="preserve">Absolute policies:</w:t>
+      </w:r>
+    </w:p>
+    <w:p>
+      <w:pPr>
+        <w:pStyle w:val="SourceCode"/>
+      </w:pPr>
+      <w:r>
+        <w:rPr>
+          <w:rStyle w:val="VerbatimChar"/>
+        </w:rPr>
+        <w:t xml:space="preserve">DENY  Any                        → High-Impact-Systems            (default deny inbound — SC-7, AC-4)</w:t>
+      </w:r>
+      <w:r>
+        <w:br/>
+      </w:r>
+      <w:r>
+        <w:rPr>
+          <w:rStyle w:val="VerbatimChar"/>
+        </w:rPr>
+        <w:t xml:space="preserve">DENY  High-Impact-Systems        → Internet                       (no direct egress from high-impact — SC-7)</w:t>
+      </w:r>
+      <w:r>
+        <w:br/>
+      </w:r>
+      <w:r>
+        <w:rPr>
+          <w:rStyle w:val="VerbatimChar"/>
+        </w:rPr>
+        <w:t xml:space="preserve">DENY  External-Systems           → Authorization-Boundary         (no undocumented external path — AC-20)</w:t>
+      </w:r>
+      <w:r>
+        <w:br/>
+      </w:r>
+      <w:r>
+        <w:rPr>
+          <w:rStyle w:val="VerbatimChar"/>
+        </w:rPr>
+        <w:t xml:space="preserve">DENY  Moderate-Impact-Systems    → High-Impact-Systems            (no impact-level downgrade path — AC-4)</w:t>
+      </w:r>
+    </w:p>
+    <w:p>
+      <w:pPr>
+        <w:pStyle w:val="FirstParagraph"/>
+      </w:pPr>
+      <w:r>
+        <w:t xml:space="preserve">The fourth rule is the one assessors probe hardest. AC-4 is about flow</w:t>
+      </w:r>
+      <w:r>
+        <w:t xml:space="preserve"> </w:t>
+      </w:r>
+      <w:r>
+        <w:rPr>
+          <w:i/>
+          <w:iCs/>
+        </w:rPr>
+        <w:t xml:space="preserve">between</w:t>
+      </w:r>
+      <w:r>
+        <w:t xml:space="preserve"> </w:t>
+      </w:r>
+      <w:r>
+        <w:t xml:space="preserve">categorisations, so a moderate-impact workload with an</w:t>
+      </w:r>
+      <w:r>
+        <w:t xml:space="preserve"> </w:t>
+      </w:r>
+      <w:r>
+        <w:t xml:space="preserve">unrestricted path into a high-impact store is a finding even when both</w:t>
+      </w:r>
+      <w:r>
+        <w:t xml:space="preserve"> </w:t>
+      </w:r>
+      <w:r>
+        <w:t xml:space="preserve">systems are individually compliant.</w:t>
+      </w:r>
+    </w:p>
+    <w:p>
+      <w:pPr>
+        <w:pStyle w:val="BodyText"/>
+      </w:pPr>
+      <w:r>
+        <w:rPr>
+          <w:b/>
+          <w:bCs/>
+        </w:rPr>
+        <w:t xml:space="preserve">Allowlist policies (least privilege):</w:t>
+      </w:r>
+    </w:p>
+    <w:p>
+      <w:pPr>
+        <w:pStyle w:val="SourceCode"/>
+      </w:pPr>
+      <w:r>
+        <w:rPr>
+          <w:rStyle w:val="VerbatimChar"/>
+        </w:rPr>
+        <w:t xml:space="preserve">ALLOW Mission-Applications       → System-of-Record-Data-Stores   tcp/&lt;db-port-tls&gt;</w:t>
+      </w:r>
+      <w:r>
+        <w:br/>
+      </w:r>
+      <w:r>
+        <w:rPr>
+          <w:rStyle w:val="VerbatimChar"/>
+        </w:rPr>
+        <w:t xml:space="preserve">ALLOW Mission-Applications       → Identity-Services              tcp/636, tcp/88</w:t>
+      </w:r>
+      <w:r>
+        <w:br/>
+      </w:r>
+      <w:r>
+        <w:rPr>
+          <w:rStyle w:val="VerbatimChar"/>
+        </w:rPr>
+        <w:t xml:space="preserve">ALLOW Privileged-Access-Paths    → High-Impact-Systems            tcp/22, tcp/3389</w:t>
+      </w:r>
+      <w:r>
+        <w:br/>
+      </w:r>
+      <w:r>
+        <w:rPr>
+          <w:rStyle w:val="VerbatimChar"/>
+        </w:rPr>
+        <w:t xml:space="preserve">ALLOW Authorization-Boundary     → Logging-and-Monitoring         tcp/443, udp/514</w:t>
+      </w:r>
+      <w:r>
+        <w:br/>
+      </w:r>
+      <w:r>
+        <w:rPr>
+          <w:rStyle w:val="VerbatimChar"/>
+        </w:rPr>
+        <w:t xml:space="preserve">ALLOW Patch-and-Config-Mgmt      → Authorization-Boundary         tcp/443</w:t>
+      </w:r>
+    </w:p>
+    <w:p>
+      <w:pPr>
+        <w:pStyle w:val="FirstParagraph"/>
+      </w:pPr>
+      <w:r>
+        <w:rPr>
+          <w:b/>
+          <w:bCs/>
+        </w:rPr>
+        <w:t xml:space="preserve">Catch-all:</w:t>
+      </w:r>
+    </w:p>
+    <w:p>
+      <w:pPr>
+        <w:pStyle w:val="SourceCode"/>
+      </w:pPr>
+      <w:r>
+        <w:rPr>
+          <w:rStyle w:val="VerbatimChar"/>
+        </w:rPr>
+        <w:t xml:space="preserve">LOG   Any                        → High-Impact-Systems            (unmatched inbound — SI-4)</w:t>
+      </w:r>
+      <w:r>
+        <w:br/>
+      </w:r>
+      <w:r>
+        <w:rPr>
+          <w:rStyle w:val="VerbatimChar"/>
+        </w:rPr>
+        <w:t xml:space="preserve">LOG   High-Impact-Systems        → Any                            (unmatched outbound — SI-4)</w:t>
+      </w:r>
+      <w:r>
+        <w:br/>
+      </w:r>
+      <w:r>
+        <w:rPr>
+          <w:rStyle w:val="VerbatimChar"/>
+        </w:rPr>
+        <w:t xml:space="preserve">LOG   Authorization-Boundary     → Any                            (plaintext: tcp/80, tcp/21, tcp/23, tcp/389, udp/161)</w:t>
+      </w:r>
+    </w:p>
+    <w:bookmarkEnd w:id="34"/>
+    <w:bookmarkStart w:id="35" w:name="X549895a5273846e8f584dbdbf7813246b0b1e40"/>
+    <w:p>
+      <w:pPr>
+        <w:pStyle w:val="Heading3"/>
+      </w:pPr>
+      <w:r>
+        <w:t xml:space="preserve">4.2 Policy Workspace Lifecycle</w:t>
       </w:r>
     </w:p>
     <w:tbl>
@@ -3642,367 +4511,209 @@
               <w:pStyle w:val="Compact"/>
             </w:pPr>
             <w:r>
-              <w:t xml:space="preserve">Evidence Item</w:t>
-            </w:r>
-          </w:p>
-        </w:tc>
-        <w:tc>
-          <w:tcPr/>
-          <w:p>
-            <w:pPr>
-              <w:pStyle w:val="Compact"/>
-            </w:pPr>
-            <w:r>
-              <w:t xml:space="preserve">CSW Source</w:t>
-            </w:r>
-          </w:p>
-        </w:tc>
-        <w:tc>
-          <w:tcPr/>
-          <w:p>
-            <w:pPr>
-              <w:pStyle w:val="Compact"/>
-            </w:pPr>
-            <w:r>
-              <w:t xml:space="preserve">Control Family</w:t>
-            </w:r>
-          </w:p>
-        </w:tc>
-        <w:tc>
-          <w:tcPr/>
-          <w:p>
-            <w:pPr>
-              <w:pStyle w:val="Compact"/>
-            </w:pPr>
-            <w:r>
-              <w:t xml:space="preserve">Frequency</w:t>
-            </w:r>
-          </w:p>
-        </w:tc>
-      </w:tr>
-      <w:tr>
-        <w:tc>
-          <w:tcPr/>
-          <w:p>
-            <w:pPr>
-              <w:pStyle w:val="Compact"/>
-            </w:pPr>
-            <w:r>
-              <w:t xml:space="preserve">Policy enforcement log</w:t>
-            </w:r>
-          </w:p>
-        </w:tc>
-        <w:tc>
-          <w:tcPr/>
-          <w:p>
-            <w:pPr>
-              <w:pStyle w:val="Compact"/>
-            </w:pPr>
-            <w:r>
-              <w:t xml:space="preserve">Defend → Policy Workspaces</w:t>
-            </w:r>
-          </w:p>
-        </w:tc>
-        <w:tc>
-          <w:tcPr/>
-          <w:p>
-            <w:pPr>
-              <w:pStyle w:val="Compact"/>
-            </w:pPr>
-            <w:r>
-              <w:t xml:space="preserve">AC</w:t>
-            </w:r>
-          </w:p>
-        </w:tc>
-        <w:tc>
-          <w:tcPr/>
-          <w:p>
-            <w:pPr>
-              <w:pStyle w:val="Compact"/>
-            </w:pPr>
-            <w:r>
-              <w:t xml:space="preserve">Per audit</w:t>
-            </w:r>
-          </w:p>
-        </w:tc>
-      </w:tr>
-      <w:tr>
-        <w:tc>
-          <w:tcPr/>
-          <w:p>
-            <w:pPr>
-              <w:pStyle w:val="Compact"/>
-            </w:pPr>
-            <w:r>
-              <w:t xml:space="preserve">Network flow audit log</w:t>
-            </w:r>
-          </w:p>
-        </w:tc>
-        <w:tc>
-          <w:tcPr/>
-          <w:p>
-            <w:pPr>
-              <w:pStyle w:val="Compact"/>
-            </w:pPr>
-            <w:r>
-              <w:t xml:space="preserve">Investigate → Flow Search</w:t>
-            </w:r>
-          </w:p>
-        </w:tc>
-        <w:tc>
-          <w:tcPr/>
-          <w:p>
-            <w:pPr>
-              <w:pStyle w:val="Compact"/>
-            </w:pPr>
-            <w:r>
-              <w:t xml:space="preserve">AU</w:t>
-            </w:r>
-          </w:p>
-        </w:tc>
-        <w:tc>
-          <w:tcPr/>
-          <w:p>
-            <w:pPr>
-              <w:pStyle w:val="Compact"/>
-            </w:pPr>
-            <w:r>
-              <w:t xml:space="preserve">Continuous</w:t>
-            </w:r>
-          </w:p>
-        </w:tc>
-      </w:tr>
-      <w:tr>
-        <w:tc>
-          <w:tcPr/>
-          <w:p>
-            <w:pPr>
-              <w:pStyle w:val="Compact"/>
-            </w:pPr>
-            <w:r>
-              <w:t xml:space="preserve">Vulnerability report</w:t>
-            </w:r>
-          </w:p>
-        </w:tc>
-        <w:tc>
-          <w:tcPr/>
-          <w:p>
-            <w:pPr>
-              <w:pStyle w:val="Compact"/>
-            </w:pPr>
-            <w:r>
-              <w:t xml:space="preserve">Investigate → Vulnerability</w:t>
-            </w:r>
-          </w:p>
-        </w:tc>
-        <w:tc>
-          <w:tcPr/>
-          <w:p>
-            <w:pPr>
-              <w:pStyle w:val="Compact"/>
-            </w:pPr>
-            <w:r>
-              <w:t xml:space="preserve">RA, SI</w:t>
-            </w:r>
-          </w:p>
-        </w:tc>
-        <w:tc>
-          <w:tcPr/>
-          <w:p>
-            <w:pPr>
-              <w:pStyle w:val="Compact"/>
-            </w:pPr>
-            <w:r>
-              <w:t xml:space="preserve">Weekly</w:t>
-            </w:r>
-          </w:p>
-        </w:tc>
-      </w:tr>
-      <w:tr>
-        <w:tc>
-          <w:tcPr/>
-          <w:p>
-            <w:pPr>
-              <w:pStyle w:val="Compact"/>
-            </w:pPr>
-            <w:r>
-              <w:t xml:space="preserve">ADM baseline map</w:t>
-            </w:r>
-          </w:p>
-        </w:tc>
-        <w:tc>
-          <w:tcPr/>
-          <w:p>
-            <w:pPr>
-              <w:pStyle w:val="Compact"/>
-            </w:pPr>
-            <w:r>
-              <w:t xml:space="preserve">Investigate → ADM</w:t>
-            </w:r>
-          </w:p>
-        </w:tc>
-        <w:tc>
-          <w:tcPr/>
-          <w:p>
-            <w:pPr>
-              <w:pStyle w:val="Compact"/>
-            </w:pPr>
-            <w:r>
-              <w:t xml:space="preserve">CM</w:t>
-            </w:r>
-          </w:p>
-        </w:tc>
-        <w:tc>
-          <w:tcPr/>
-          <w:p>
-            <w:pPr>
-              <w:pStyle w:val="Compact"/>
-            </w:pPr>
-            <w:r>
-              <w:t xml:space="preserve">Quarterly</w:t>
-            </w:r>
-          </w:p>
-        </w:tc>
-      </w:tr>
-      <w:tr>
-        <w:tc>
-          <w:tcPr/>
-          <w:p>
-            <w:pPr>
-              <w:pStyle w:val="Compact"/>
-            </w:pPr>
-            <w:r>
-              <w:t xml:space="preserve">Alert/incident log</w:t>
-            </w:r>
-          </w:p>
-        </w:tc>
-        <w:tc>
-          <w:tcPr/>
-          <w:p>
-            <w:pPr>
-              <w:pStyle w:val="Compact"/>
-            </w:pPr>
-            <w:r>
-              <w:t xml:space="preserve">Alerts → Dashboard</w:t>
-            </w:r>
-          </w:p>
-        </w:tc>
-        <w:tc>
-          <w:tcPr/>
-          <w:p>
-            <w:pPr>
-              <w:pStyle w:val="Compact"/>
-            </w:pPr>
-            <w:r>
-              <w:t xml:space="preserve">IR</w:t>
-            </w:r>
-          </w:p>
-        </w:tc>
-        <w:tc>
-          <w:tcPr/>
-          <w:p>
-            <w:pPr>
-              <w:pStyle w:val="Compact"/>
-            </w:pPr>
-            <w:r>
-              <w:t xml:space="preserve">Monthly</w:t>
-            </w:r>
-          </w:p>
-        </w:tc>
-      </w:tr>
-      <w:tr>
-        <w:tc>
-          <w:tcPr/>
-          <w:p>
-            <w:pPr>
-              <w:pStyle w:val="Compact"/>
-            </w:pPr>
-            <w:r>
-              <w:t xml:space="preserve">Workload inventory</w:t>
-            </w:r>
-          </w:p>
-        </w:tc>
-        <w:tc>
-          <w:tcPr/>
-          <w:p>
-            <w:pPr>
-              <w:pStyle w:val="Compact"/>
-            </w:pPr>
-            <w:r>
-              <w:t xml:space="preserve">Manage → Inventory</w:t>
-            </w:r>
-          </w:p>
-        </w:tc>
-        <w:tc>
-          <w:tcPr/>
-          <w:p>
-            <w:pPr>
-              <w:pStyle w:val="Compact"/>
-            </w:pPr>
-            <w:r>
-              <w:t xml:space="preserve">CM</w:t>
-            </w:r>
-          </w:p>
-        </w:tc>
-        <w:tc>
-          <w:tcPr/>
-          <w:p>
-            <w:pPr>
-              <w:pStyle w:val="Compact"/>
-            </w:pPr>
-            <w:r>
-              <w:t xml:space="preserve">Monthly</w:t>
-            </w:r>
-          </w:p>
-        </w:tc>
-      </w:tr>
-      <w:tr>
-        <w:tc>
-          <w:tcPr/>
-          <w:p>
-            <w:pPr>
-              <w:pStyle w:val="Compact"/>
-            </w:pPr>
-            <w:r>
-              <w:t xml:space="preserve">Process anomaly report</w:t>
-            </w:r>
-          </w:p>
-        </w:tc>
-        <w:tc>
-          <w:tcPr/>
-          <w:p>
-            <w:pPr>
-              <w:pStyle w:val="Compact"/>
-            </w:pPr>
-            <w:r>
-              <w:t xml:space="preserve">Investigate → Process Search</w:t>
-            </w:r>
-          </w:p>
-        </w:tc>
-        <w:tc>
-          <w:tcPr/>
-          <w:p>
-            <w:pPr>
-              <w:pStyle w:val="Compact"/>
-            </w:pPr>
-            <w:r>
-              <w:t xml:space="preserve">SI</w:t>
-            </w:r>
-          </w:p>
-        </w:tc>
-        <w:tc>
-          <w:tcPr/>
-          <w:p>
-            <w:pPr>
-              <w:pStyle w:val="Compact"/>
-            </w:pPr>
-            <w:r>
-              <w:t xml:space="preserve">On-demand</w:t>
+              <w:t xml:space="preserve">Phase</w:t>
+            </w:r>
+          </w:p>
+        </w:tc>
+        <w:tc>
+          <w:tcPr/>
+          <w:p>
+            <w:pPr>
+              <w:pStyle w:val="Compact"/>
+            </w:pPr>
+            <w:r>
+              <w:t xml:space="preserve">Mode</w:t>
+            </w:r>
+          </w:p>
+        </w:tc>
+        <w:tc>
+          <w:tcPr/>
+          <w:p>
+            <w:pPr>
+              <w:pStyle w:val="Compact"/>
+            </w:pPr>
+            <w:r>
+              <w:t xml:space="preserve">Duration</w:t>
+            </w:r>
+          </w:p>
+        </w:tc>
+        <w:tc>
+          <w:tcPr/>
+          <w:p>
+            <w:pPr>
+              <w:pStyle w:val="Compact"/>
+            </w:pPr>
+            <w:r>
+              <w:t xml:space="preserve">Purpose</w:t>
+            </w:r>
+          </w:p>
+        </w:tc>
+      </w:tr>
+      <w:tr>
+        <w:tc>
+          <w:tcPr/>
+          <w:p>
+            <w:pPr>
+              <w:pStyle w:val="Compact"/>
+            </w:pPr>
+            <w:r>
+              <w:t xml:space="preserve">1</w:t>
+            </w:r>
+          </w:p>
+        </w:tc>
+        <w:tc>
+          <w:tcPr/>
+          <w:p>
+            <w:pPr>
+              <w:pStyle w:val="Compact"/>
+            </w:pPr>
+            <w:r>
+              <w:t xml:space="preserve">Simulation</w:t>
+            </w:r>
+          </w:p>
+        </w:tc>
+        <w:tc>
+          <w:tcPr/>
+          <w:p>
+            <w:pPr>
+              <w:pStyle w:val="Compact"/>
+            </w:pPr>
+            <w:r>
+              <w:t xml:space="preserve">2 weeks</w:t>
+            </w:r>
+          </w:p>
+        </w:tc>
+        <w:tc>
+          <w:tcPr/>
+          <w:p>
+            <w:pPr>
+              <w:pStyle w:val="Compact"/>
+            </w:pPr>
+            <w:r>
+              <w:t xml:space="preserve">Validate the candidate policy</w:t>
+            </w:r>
+          </w:p>
+        </w:tc>
+      </w:tr>
+      <w:tr>
+        <w:tc>
+          <w:tcPr/>
+          <w:p>
+            <w:pPr>
+              <w:pStyle w:val="Compact"/>
+            </w:pPr>
+            <w:r>
+              <w:t xml:space="preserve">2</w:t>
+            </w:r>
+          </w:p>
+        </w:tc>
+        <w:tc>
+          <w:tcPr/>
+          <w:p>
+            <w:pPr>
+              <w:pStyle w:val="Compact"/>
+            </w:pPr>
+            <w:r>
+              <w:t xml:space="preserve">Enforcement (high-confidence rules only)</w:t>
+            </w:r>
+          </w:p>
+        </w:tc>
+        <w:tc>
+          <w:tcPr/>
+          <w:p>
+            <w:pPr>
+              <w:pStyle w:val="Compact"/>
+            </w:pPr>
+            <w:r>
+              <w:t xml:space="preserve">1 week</w:t>
+            </w:r>
+          </w:p>
+        </w:tc>
+        <w:tc>
+          <w:tcPr/>
+          <w:p>
+            <w:pPr>
+              <w:pStyle w:val="Compact"/>
+            </w:pPr>
+            <w:r>
+              <w:t xml:space="preserve">Enforce obvious deny rules</w:t>
+            </w:r>
+          </w:p>
+        </w:tc>
+      </w:tr>
+      <w:tr>
+        <w:tc>
+          <w:tcPr/>
+          <w:p>
+            <w:pPr>
+              <w:pStyle w:val="Compact"/>
+            </w:pPr>
+            <w:r>
+              <w:t xml:space="preserve">3</w:t>
+            </w:r>
+          </w:p>
+        </w:tc>
+        <w:tc>
+          <w:tcPr/>
+          <w:p>
+            <w:pPr>
+              <w:pStyle w:val="Compact"/>
+            </w:pPr>
+            <w:r>
+              <w:t xml:space="preserve">Full Enforcement</w:t>
+            </w:r>
+          </w:p>
+        </w:tc>
+        <w:tc>
+          <w:tcPr/>
+          <w:p>
+            <w:pPr>
+              <w:pStyle w:val="Compact"/>
+            </w:pPr>
+            <w:r>
+              <w:t xml:space="preserve">Ongoing</w:t>
+            </w:r>
+          </w:p>
+        </w:tc>
+        <w:tc>
+          <w:tcPr/>
+          <w:p>
+            <w:pPr>
+              <w:pStyle w:val="Compact"/>
+            </w:pPr>
+            <w:r>
+              <w:t xml:space="preserve">Workload allowlist enforced; monthly exception review</w:t>
             </w:r>
           </w:p>
         </w:tc>
       </w:tr>
     </w:tbl>
+    <w:p>
+      <w:pPr>
+        <w:pStyle w:val="BodyText"/>
+      </w:pPr>
+      <w:r>
+        <w:t xml:space="preserve">Workspace snapshots are AC-4 and SC-7 implementation evidence; the</w:t>
+      </w:r>
+      <w:r>
+        <w:t xml:space="preserve"> </w:t>
+      </w:r>
+      <w:r>
+        <w:t xml:space="preserve">simulation report is the CM-3 change-control artifact that shows the</w:t>
+      </w:r>
+      <w:r>
+        <w:t xml:space="preserve"> </w:t>
+      </w:r>
+      <w:r>
+        <w:t xml:space="preserve">policy was assessed before it was enforced. Exceptions belong in the</w:t>
+      </w:r>
+      <w:r>
+        <w:t xml:space="preserve"> </w:t>
+      </w:r>
+      <w:r>
+        <w:t xml:space="preserve">workspace exception register, which doubles as the POA&amp;M input.</w:t>
+      </w:r>
+    </w:p>
     <w:p>
       <w:r>
         <w:pict>
@@ -4010,25 +4721,553 @@
         </w:pict>
       </w:r>
     </w:p>
-    <w:bookmarkEnd w:id="31"/>
-    <w:bookmarkStart w:id="37" w:name="related-frameworks"/>
+    <w:bookmarkEnd w:id="35"/>
+    <w:bookmarkEnd w:id="36"/>
+    <w:bookmarkStart w:id="37" w:name="X756bdcedac3514217d339e0d0bf49dd63b1837e"/>
     <w:p>
       <w:pPr>
         <w:pStyle w:val="Heading2"/>
       </w:pPr>
       <w:r>
+        <w:t xml:space="preserve">5. NIST Impact Level Guidance</w:t>
+      </w:r>
+    </w:p>
+    <w:tbl>
+      <w:tblPr>
+        <w:tblStyle w:val="Table"/>
+        <w:tblW w:type="auto" w:w="0"/>
+        <w:tblLook w:firstRow="1" w:lastRow="0" w:firstColumn="0" w:lastColumn="0" w:noHBand="0" w:noVBand="0" w:val="0020"/>
+      </w:tblPr>
+      <w:tblGrid>
+        <w:gridCol w:w="3960"/>
+        <w:gridCol w:w="3960"/>
+      </w:tblGrid>
+      <w:tr>
+        <w:trPr>
+          <w:tblHeader w:val="on"/>
+        </w:trPr>
+        <w:tc>
+          <w:tcPr/>
+          <w:p>
+            <w:pPr>
+              <w:pStyle w:val="Compact"/>
+            </w:pPr>
+            <w:r>
+              <w:t xml:space="preserve">Impact Level</w:t>
+            </w:r>
+          </w:p>
+        </w:tc>
+        <w:tc>
+          <w:tcPr/>
+          <w:p>
+            <w:pPr>
+              <w:pStyle w:val="Compact"/>
+            </w:pPr>
+            <w:r>
+              <w:t xml:space="preserve">CSW Configuration</w:t>
+            </w:r>
+          </w:p>
+        </w:tc>
+      </w:tr>
+      <w:tr>
+        <w:tc>
+          <w:tcPr/>
+          <w:p>
+            <w:pPr>
+              <w:pStyle w:val="Compact"/>
+            </w:pPr>
+            <w:r>
+              <w:t xml:space="preserve">Low</w:t>
+            </w:r>
+          </w:p>
+        </w:tc>
+        <w:tc>
+          <w:tcPr/>
+          <w:p>
+            <w:pPr>
+              <w:pStyle w:val="Compact"/>
+            </w:pPr>
+            <w:r>
+              <w:t xml:space="preserve">ADM + monitoring only; simulation policies</w:t>
+            </w:r>
+          </w:p>
+        </w:tc>
+      </w:tr>
+      <w:tr>
+        <w:tc>
+          <w:tcPr/>
+          <w:p>
+            <w:pPr>
+              <w:pStyle w:val="Compact"/>
+            </w:pPr>
+            <w:r>
+              <w:t xml:space="preserve">Moderate</w:t>
+            </w:r>
+          </w:p>
+        </w:tc>
+        <w:tc>
+          <w:tcPr/>
+          <w:p>
+            <w:pPr>
+              <w:pStyle w:val="Compact"/>
+            </w:pPr>
+            <w:r>
+              <w:t xml:space="preserve">ADM + enforcement on sensitive scopes; full alerting</w:t>
+            </w:r>
+          </w:p>
+        </w:tc>
+      </w:tr>
+      <w:tr>
+        <w:tc>
+          <w:tcPr/>
+          <w:p>
+            <w:pPr>
+              <w:pStyle w:val="Compact"/>
+            </w:pPr>
+            <w:r>
+              <w:t xml:space="preserve">High</w:t>
+            </w:r>
+          </w:p>
+        </w:tc>
+        <w:tc>
+          <w:tcPr/>
+          <w:p>
+            <w:pPr>
+              <w:pStyle w:val="Compact"/>
+            </w:pPr>
+            <w:r>
+              <w:t xml:space="preserve">ADM + full enforcement; process-level monitoring; 3-year telemetry retention</w:t>
+            </w:r>
+          </w:p>
+        </w:tc>
+      </w:tr>
+    </w:tbl>
+    <w:p>
+      <w:r>
+        <w:pict>
+          <v:rect style="width:0;height:1.5pt" o:hralign="center" o:hrstd="t" o:hr="t"/>
+        </w:pict>
+      </w:r>
+    </w:p>
+    <w:bookmarkEnd w:id="37"/>
+    <w:bookmarkStart w:id="38" w:name="X286ccf1fa7fecb39da61319976b799a5b4e0a2f"/>
+    <w:p>
+      <w:pPr>
+        <w:pStyle w:val="Heading2"/>
+      </w:pPr>
+      <w:r>
+        <w:t xml:space="preserve">6. Evidence Package</w:t>
+      </w:r>
+    </w:p>
+    <w:tbl>
+      <w:tblPr>
+        <w:tblStyle w:val="Table"/>
+        <w:tblW w:type="auto" w:w="0"/>
+        <w:tblLook w:firstRow="1" w:lastRow="0" w:firstColumn="0" w:lastColumn="0" w:noHBand="0" w:noVBand="0" w:val="0020"/>
+      </w:tblPr>
+      <w:tblGrid>
+        <w:gridCol w:w="1980"/>
+        <w:gridCol w:w="1980"/>
+        <w:gridCol w:w="1980"/>
+        <w:gridCol w:w="1980"/>
+      </w:tblGrid>
+      <w:tr>
+        <w:trPr>
+          <w:tblHeader w:val="on"/>
+        </w:trPr>
+        <w:tc>
+          <w:tcPr/>
+          <w:p>
+            <w:pPr>
+              <w:pStyle w:val="Compact"/>
+            </w:pPr>
+            <w:r>
+              <w:t xml:space="preserve">Evidence Item</w:t>
+            </w:r>
+          </w:p>
+        </w:tc>
+        <w:tc>
+          <w:tcPr/>
+          <w:p>
+            <w:pPr>
+              <w:pStyle w:val="Compact"/>
+            </w:pPr>
+            <w:r>
+              <w:t xml:space="preserve">CSW Source</w:t>
+            </w:r>
+          </w:p>
+        </w:tc>
+        <w:tc>
+          <w:tcPr/>
+          <w:p>
+            <w:pPr>
+              <w:pStyle w:val="Compact"/>
+            </w:pPr>
+            <w:r>
+              <w:t xml:space="preserve">Control Family</w:t>
+            </w:r>
+          </w:p>
+        </w:tc>
+        <w:tc>
+          <w:tcPr/>
+          <w:p>
+            <w:pPr>
+              <w:pStyle w:val="Compact"/>
+            </w:pPr>
+            <w:r>
+              <w:t xml:space="preserve">Frequency</w:t>
+            </w:r>
+          </w:p>
+        </w:tc>
+      </w:tr>
+      <w:tr>
+        <w:tc>
+          <w:tcPr/>
+          <w:p>
+            <w:pPr>
+              <w:pStyle w:val="Compact"/>
+            </w:pPr>
+            <w:r>
+              <w:t xml:space="preserve">Policy enforcement log</w:t>
+            </w:r>
+          </w:p>
+        </w:tc>
+        <w:tc>
+          <w:tcPr/>
+          <w:p>
+            <w:pPr>
+              <w:pStyle w:val="Compact"/>
+            </w:pPr>
+            <w:r>
+              <w:t xml:space="preserve">Defend → Policy Workspaces</w:t>
+            </w:r>
+          </w:p>
+        </w:tc>
+        <w:tc>
+          <w:tcPr/>
+          <w:p>
+            <w:pPr>
+              <w:pStyle w:val="Compact"/>
+            </w:pPr>
+            <w:r>
+              <w:t xml:space="preserve">AC</w:t>
+            </w:r>
+          </w:p>
+        </w:tc>
+        <w:tc>
+          <w:tcPr/>
+          <w:p>
+            <w:pPr>
+              <w:pStyle w:val="Compact"/>
+            </w:pPr>
+            <w:r>
+              <w:t xml:space="preserve">Per audit</w:t>
+            </w:r>
+          </w:p>
+        </w:tc>
+      </w:tr>
+      <w:tr>
+        <w:tc>
+          <w:tcPr/>
+          <w:p>
+            <w:pPr>
+              <w:pStyle w:val="Compact"/>
+            </w:pPr>
+            <w:r>
+              <w:t xml:space="preserve">Network flow audit log</w:t>
+            </w:r>
+          </w:p>
+        </w:tc>
+        <w:tc>
+          <w:tcPr/>
+          <w:p>
+            <w:pPr>
+              <w:pStyle w:val="Compact"/>
+            </w:pPr>
+            <w:r>
+              <w:t xml:space="preserve">Investigate → Flow Search</w:t>
+            </w:r>
+          </w:p>
+        </w:tc>
+        <w:tc>
+          <w:tcPr/>
+          <w:p>
+            <w:pPr>
+              <w:pStyle w:val="Compact"/>
+            </w:pPr>
+            <w:r>
+              <w:t xml:space="preserve">AU</w:t>
+            </w:r>
+          </w:p>
+        </w:tc>
+        <w:tc>
+          <w:tcPr/>
+          <w:p>
+            <w:pPr>
+              <w:pStyle w:val="Compact"/>
+            </w:pPr>
+            <w:r>
+              <w:t xml:space="preserve">Continuous</w:t>
+            </w:r>
+          </w:p>
+        </w:tc>
+      </w:tr>
+      <w:tr>
+        <w:tc>
+          <w:tcPr/>
+          <w:p>
+            <w:pPr>
+              <w:pStyle w:val="Compact"/>
+            </w:pPr>
+            <w:r>
+              <w:t xml:space="preserve">Vulnerability report</w:t>
+            </w:r>
+          </w:p>
+        </w:tc>
+        <w:tc>
+          <w:tcPr/>
+          <w:p>
+            <w:pPr>
+              <w:pStyle w:val="Compact"/>
+            </w:pPr>
+            <w:r>
+              <w:t xml:space="preserve">Investigate → Vulnerability</w:t>
+            </w:r>
+          </w:p>
+        </w:tc>
+        <w:tc>
+          <w:tcPr/>
+          <w:p>
+            <w:pPr>
+              <w:pStyle w:val="Compact"/>
+            </w:pPr>
+            <w:r>
+              <w:t xml:space="preserve">RA, SI</w:t>
+            </w:r>
+          </w:p>
+        </w:tc>
+        <w:tc>
+          <w:tcPr/>
+          <w:p>
+            <w:pPr>
+              <w:pStyle w:val="Compact"/>
+            </w:pPr>
+            <w:r>
+              <w:t xml:space="preserve">Weekly</w:t>
+            </w:r>
+          </w:p>
+        </w:tc>
+      </w:tr>
+      <w:tr>
+        <w:tc>
+          <w:tcPr/>
+          <w:p>
+            <w:pPr>
+              <w:pStyle w:val="Compact"/>
+            </w:pPr>
+            <w:r>
+              <w:t xml:space="preserve">ADM baseline map</w:t>
+            </w:r>
+          </w:p>
+        </w:tc>
+        <w:tc>
+          <w:tcPr/>
+          <w:p>
+            <w:pPr>
+              <w:pStyle w:val="Compact"/>
+            </w:pPr>
+            <w:r>
+              <w:t xml:space="preserve">Investigate → ADM</w:t>
+            </w:r>
+          </w:p>
+        </w:tc>
+        <w:tc>
+          <w:tcPr/>
+          <w:p>
+            <w:pPr>
+              <w:pStyle w:val="Compact"/>
+            </w:pPr>
+            <w:r>
+              <w:t xml:space="preserve">CM</w:t>
+            </w:r>
+          </w:p>
+        </w:tc>
+        <w:tc>
+          <w:tcPr/>
+          <w:p>
+            <w:pPr>
+              <w:pStyle w:val="Compact"/>
+            </w:pPr>
+            <w:r>
+              <w:t xml:space="preserve">Quarterly</w:t>
+            </w:r>
+          </w:p>
+        </w:tc>
+      </w:tr>
+      <w:tr>
+        <w:tc>
+          <w:tcPr/>
+          <w:p>
+            <w:pPr>
+              <w:pStyle w:val="Compact"/>
+            </w:pPr>
+            <w:r>
+              <w:t xml:space="preserve">Alert/incident log</w:t>
+            </w:r>
+          </w:p>
+        </w:tc>
+        <w:tc>
+          <w:tcPr/>
+          <w:p>
+            <w:pPr>
+              <w:pStyle w:val="Compact"/>
+            </w:pPr>
+            <w:r>
+              <w:t xml:space="preserve">Alerts → Dashboard</w:t>
+            </w:r>
+          </w:p>
+        </w:tc>
+        <w:tc>
+          <w:tcPr/>
+          <w:p>
+            <w:pPr>
+              <w:pStyle w:val="Compact"/>
+            </w:pPr>
+            <w:r>
+              <w:t xml:space="preserve">IR</w:t>
+            </w:r>
+          </w:p>
+        </w:tc>
+        <w:tc>
+          <w:tcPr/>
+          <w:p>
+            <w:pPr>
+              <w:pStyle w:val="Compact"/>
+            </w:pPr>
+            <w:r>
+              <w:t xml:space="preserve">Monthly</w:t>
+            </w:r>
+          </w:p>
+        </w:tc>
+      </w:tr>
+      <w:tr>
+        <w:tc>
+          <w:tcPr/>
+          <w:p>
+            <w:pPr>
+              <w:pStyle w:val="Compact"/>
+            </w:pPr>
+            <w:r>
+              <w:t xml:space="preserve">Workload inventory</w:t>
+            </w:r>
+          </w:p>
+        </w:tc>
+        <w:tc>
+          <w:tcPr/>
+          <w:p>
+            <w:pPr>
+              <w:pStyle w:val="Compact"/>
+            </w:pPr>
+            <w:r>
+              <w:t xml:space="preserve">Manage → Inventory</w:t>
+            </w:r>
+          </w:p>
+        </w:tc>
+        <w:tc>
+          <w:tcPr/>
+          <w:p>
+            <w:pPr>
+              <w:pStyle w:val="Compact"/>
+            </w:pPr>
+            <w:r>
+              <w:t xml:space="preserve">CM</w:t>
+            </w:r>
+          </w:p>
+        </w:tc>
+        <w:tc>
+          <w:tcPr/>
+          <w:p>
+            <w:pPr>
+              <w:pStyle w:val="Compact"/>
+            </w:pPr>
+            <w:r>
+              <w:t xml:space="preserve">Monthly</w:t>
+            </w:r>
+          </w:p>
+        </w:tc>
+      </w:tr>
+      <w:tr>
+        <w:tc>
+          <w:tcPr/>
+          <w:p>
+            <w:pPr>
+              <w:pStyle w:val="Compact"/>
+            </w:pPr>
+            <w:r>
+              <w:t xml:space="preserve">Process anomaly report</w:t>
+            </w:r>
+          </w:p>
+        </w:tc>
+        <w:tc>
+          <w:tcPr/>
+          <w:p>
+            <w:pPr>
+              <w:pStyle w:val="Compact"/>
+            </w:pPr>
+            <w:r>
+              <w:t xml:space="preserve">Investigate → Process Search</w:t>
+            </w:r>
+          </w:p>
+        </w:tc>
+        <w:tc>
+          <w:tcPr/>
+          <w:p>
+            <w:pPr>
+              <w:pStyle w:val="Compact"/>
+            </w:pPr>
+            <w:r>
+              <w:t xml:space="preserve">SI</w:t>
+            </w:r>
+          </w:p>
+        </w:tc>
+        <w:tc>
+          <w:tcPr/>
+          <w:p>
+            <w:pPr>
+              <w:pStyle w:val="Compact"/>
+            </w:pPr>
+            <w:r>
+              <w:t xml:space="preserve">On-demand</w:t>
+            </w:r>
+          </w:p>
+        </w:tc>
+      </w:tr>
+    </w:tbl>
+    <w:p>
+      <w:r>
+        <w:pict>
+          <v:rect style="width:0;height:1.5pt" o:hralign="center" o:hrstd="t" o:hr="t"/>
+        </w:pict>
+      </w:r>
+    </w:p>
+    <w:bookmarkEnd w:id="38"/>
+    <w:bookmarkStart w:id="45" w:name="related-frameworks"/>
+    <w:p>
+      <w:pPr>
+        <w:pStyle w:val="Heading2"/>
+      </w:pPr>
+      <w:r>
         <w:t xml:space="preserve">Related Frameworks</w:t>
       </w:r>
     </w:p>
     <w:p>
       <w:pPr>
-        <w:pStyle w:val="Compact"/>
         <w:numPr>
           <w:ilvl w:val="0"/>
           <w:numId w:val="1020"/>
         </w:numPr>
       </w:pPr>
-      <w:hyperlink r:id="rId32">
+      <w:hyperlink r:id="rId39">
         <w:r>
           <w:rPr>
             <w:rStyle w:val="Hyperlink"/>
@@ -4045,13 +5284,12 @@
     </w:p>
     <w:p>
       <w:pPr>
-        <w:pStyle w:val="Compact"/>
         <w:numPr>
           <w:ilvl w:val="0"/>
           <w:numId w:val="1020"/>
         </w:numPr>
       </w:pPr>
-      <w:hyperlink r:id="rId33">
+      <w:hyperlink r:id="rId40">
         <w:r>
           <w:rPr>
             <w:rStyle w:val="Hyperlink"/>
@@ -4068,13 +5306,12 @@
     </w:p>
     <w:p>
       <w:pPr>
-        <w:pStyle w:val="Compact"/>
         <w:numPr>
           <w:ilvl w:val="0"/>
           <w:numId w:val="1020"/>
         </w:numPr>
       </w:pPr>
-      <w:hyperlink r:id="rId34">
+      <w:hyperlink r:id="rId41">
         <w:r>
           <w:rPr>
             <w:rStyle w:val="Hyperlink"/>
@@ -4091,13 +5328,12 @@
     </w:p>
     <w:p>
       <w:pPr>
-        <w:pStyle w:val="Compact"/>
         <w:numPr>
           <w:ilvl w:val="0"/>
           <w:numId w:val="1020"/>
         </w:numPr>
       </w:pPr>
-      <w:hyperlink r:id="rId35">
+      <w:hyperlink r:id="rId42">
         <w:r>
           <w:rPr>
             <w:rStyle w:val="Hyperlink"/>
@@ -4114,13 +5350,12 @@
     </w:p>
     <w:p>
       <w:pPr>
-        <w:pStyle w:val="Compact"/>
         <w:numPr>
           <w:ilvl w:val="0"/>
           <w:numId w:val="1020"/>
         </w:numPr>
       </w:pPr>
-      <w:hyperlink r:id="rId36">
+      <w:hyperlink r:id="rId43">
         <w:r>
           <w:rPr>
             <w:rStyle w:val="Hyperlink"/>
@@ -4136,6 +5371,28 @@
       </w:r>
     </w:p>
     <w:p>
+      <w:pPr>
+        <w:numPr>
+          <w:ilvl w:val="0"/>
+          <w:numId w:val="1020"/>
+        </w:numPr>
+      </w:pPr>
+      <w:hyperlink r:id="rId44">
+        <w:r>
+          <w:rPr>
+            <w:rStyle w:val="Hyperlink"/>
+          </w:rPr>
+          <w:t xml:space="preserve">UK NCSC CAF v3.2</w:t>
+        </w:r>
+      </w:hyperlink>
+      <w:r>
+        <w:t xml:space="preserve"> </w:t>
+      </w:r>
+      <w:r>
+        <w:t xml:space="preserve">— AC-4 and SC-7 are the reuse path for CAF B5.</w:t>
+      </w:r>
+    </w:p>
+    <w:p>
       <w:r>
         <w:pict>
           <v:rect style="width:0;height:1.5pt" o:hralign="center" o:hrstd="t" o:hr="t"/>
@@ -4154,8 +5411,8 @@
         <w:t xml:space="preserve">Replace [Customer Name] and bracketed fields before customer delivery.</w:t>
       </w:r>
     </w:p>
-    <w:bookmarkEnd w:id="37"/>
-    <w:bookmarkEnd w:id="38"/>
+    <w:bookmarkEnd w:id="45"/>
+    <w:bookmarkEnd w:id="46"/>
     <w:sectPr>
       <w:footnotePr>
         <w:numRestart w:val="eachSect"/>
